--- a/教案生成器/lesson-plan-docx-generator/docs/evidence/issue-73-synthetic-course/artifacts/教案11_项目二：树与图关系处理_构建二叉树并输出三种遍历与层序结果.docx
+++ b/教案生成器/lesson-plan-docx-generator/docs/evidence/issue-73-synthetic-course/artifacts/教案11_项目二：树与图关系处理_构建二叉树并输出三种遍历与层序结果.docx
@@ -841,7 +841,7 @@
                 <w:sz w:val="24"/>
                 <w:szCs w:val="24"/>
               </w:rPr>
-              <w:t>2. 递归三序都空检查，emit时点分别前/中/后；层序用 ArrayDeque 左后右入队。</w:t>
+              <w:t>2. 按父子关系表构造G的链式节点：G.left=C、G.right=M，C.left=A、C.right=E，M.left=J、M.right=P；G为根。</w:t>
             </w:r>
           </w:p>
           <w:p>
@@ -859,7 +859,7 @@
                 <w:sz w:val="24"/>
                 <w:szCs w:val="24"/>
               </w:rPr>
-              <w:t>3. G预期：pre G,C,A,E,M,J,P；in A,C,E,G,J,M,P；post A,E,C,J,P,M,G；level G,C,M,A,E,J,P。</w:t>
+              <w:t>3. 递归三序都空检查，emit时点分别前/中/后；层序用 ArrayDeque 左后右入队。</w:t>
             </w:r>
           </w:p>
           <w:p>
@@ -877,7 +877,25 @@
                 <w:sz w:val="24"/>
                 <w:szCs w:val="24"/>
               </w:rPr>
-              <w:t>4. 空树全空；单节点Q四序均Q；T→R与T→L测单侧空指针；每个非空节点一次。</w:t>
+              <w:t>4. G预期：pre G,C,A,E,M,J,P；in A,C,E,G,J,M,P；post A,E,C,J,P,M,G；level G,C,M,A,E,J,P。</w:t>
+            </w:r>
+          </w:p>
+          <w:p>
+            <w:pPr>
+              <w:jc w:val="left"/>
+              <w:rPr>
+                <w:rFonts w:ascii="仿宋" w:eastAsia="仿宋" w:hAnsi="仿宋"/>
+                <w:sz w:val="24"/>
+                <w:szCs w:val="24"/>
+              </w:rPr>
+            </w:pPr>
+            <w:r>
+              <w:rPr>
+                <w:rFonts w:ascii="仿宋" w:eastAsia="仿宋" w:hAnsi="仿宋" w:hint="eastAsia"/>
+                <w:sz w:val="24"/>
+                <w:szCs w:val="24"/>
+              </w:rPr>
+              <w:t>5. 空树全空；单节点Q四序均Q；T→R与T→L测单侧空指针；每个非空节点一次。</w:t>
             </w:r>
           </w:p>
         </w:tc>
@@ -1805,6 +1823,26 @@
                 <w:szCs w:val="24"/>
               </w:rPr>
               <w:t>4. 输出断言表</w:t>
+            </w:r>
+          </w:p>
+          <w:p>
+            <w:pPr>
+              <w:snapToGrid w:val="0"/>
+              <w:ind w:left="240" w:hangingChars="100" w:hanging="240"/>
+              <w:jc w:val="left"/>
+              <w:rPr>
+                <w:rFonts w:ascii="仿宋" w:eastAsia="仿宋" w:hAnsi="仿宋"/>
+                <w:sz w:val="24"/>
+                <w:szCs w:val="24"/>
+              </w:rPr>
+            </w:pPr>
+            <w:r>
+              <w:rPr>
+                <w:rFonts w:ascii="仿宋" w:eastAsia="仿宋" w:hAnsi="仿宋" w:hint="eastAsia"/>
+                <w:sz w:val="24"/>
+                <w:szCs w:val="24"/>
+              </w:rPr>
+              <w:t>5. 运行起点：practice-starters/L11TreeTraversalLab.java（Java SE 17）</w:t>
             </w:r>
           </w:p>
         </w:tc>
@@ -4759,7 +4797,7 @@
                 <w:sz w:val="24"/>
                 <w:szCs w:val="24"/>
               </w:rPr>
-              <w:t>围绕“构建二叉树并输出三种遍历与层序结果”完成复习 L07 结果并准备 Java 17 工程。，留下可核对的学习证据。</w:t>
+              <w:t>诊断递归空基例与遍历序列的先修理解。</w:t>
             </w:r>
             <w:bookmarkEnd w:id="27"/>
           </w:p>
@@ -5006,7 +5044,7 @@
                 <w:sz w:val="24"/>
                 <w:szCs w:val="24"/>
               </w:rPr>
-              <w:t>围绕“构建二叉树并输出三种遍历与层序结果”完成展示关系表转对象的提交任务。，留下可核对的学习证据。</w:t>
+              <w:t>把父子关系表转为固定的Node对象。</w:t>
             </w:r>
             <w:bookmarkEnd w:id="32"/>
           </w:p>
@@ -5124,9 +5162,28 @@
                 <w:sz w:val="24"/>
                 <w:szCs w:val="24"/>
               </w:rPr>
-              <w:t>1. 示范Node、null基例和emit时点；演示队列。</w:t>
+              <w:t>1. 打开practice-starters/L11TreeTraversalLab.java；sampleTree()与四个遍历函数均留有TODO，先按父子关系表标出G树指针。</w:t>
             </w:r>
             <w:bookmarkEnd w:id="34"/>
+          </w:p>
+          <w:p>
+            <w:pPr>
+              <w:ind w:left="250" w:hangingChars="104" w:hanging="250"/>
+              <w:jc w:val="left"/>
+              <w:rPr>
+                <w:rFonts w:ascii="仿宋" w:eastAsia="仿宋" w:hAnsi="仿宋"/>
+                <w:sz w:val="24"/>
+                <w:szCs w:val="24"/>
+              </w:rPr>
+            </w:pPr>
+            <w:r>
+              <w:rPr>
+                <w:rFonts w:ascii="仿宋" w:eastAsia="仿宋" w:hAnsi="仿宋" w:hint="eastAsia"/>
+                <w:sz w:val="24"/>
+                <w:szCs w:val="24"/>
+              </w:rPr>
+              <w:t>2. 把空基例、三种emit时点与ArrayDeque左先入队映射到代码；四序预期见文件内断言。</w:t>
+            </w:r>
           </w:p>
         </w:tc>
         <w:tc>
@@ -5232,7 +5289,7 @@
                 <w:sz w:val="24"/>
                 <w:szCs w:val="24"/>
               </w:rPr>
-              <w:t>围绕“构建二叉树并输出三种遍历与层序结果”完成示范Node、null基例和emit时点；演示队列。，留下可核对的学习证据。</w:t>
+              <w:t>示范三种emit位置和队列层序的代码落点。</w:t>
             </w:r>
             <w:bookmarkEnd w:id="37"/>
           </w:p>
@@ -5350,9 +5407,28 @@
                 <w:sz w:val="24"/>
                 <w:szCs w:val="24"/>
               </w:rPr>
-              <w:t>1. 实现构造、四函数并跑空/单/G/左右单支用例。</w:t>
+              <w:t>1. 25分钟分配：2分钟读接口，4分钟构造G树节点和指针，9分钟补三种递归遍历与层序，6分钟运行空/单/左链/右链/G树断言，4分钟修复首错。</w:t>
             </w:r>
             <w:bookmarkEnd w:id="39"/>
+          </w:p>
+          <w:p>
+            <w:pPr>
+              <w:ind w:left="250" w:hangingChars="104" w:hanging="250"/>
+              <w:jc w:val="left"/>
+              <w:rPr>
+                <w:rFonts w:ascii="仿宋" w:eastAsia="仿宋" w:hAnsi="仿宋"/>
+                <w:sz w:val="24"/>
+                <w:szCs w:val="24"/>
+              </w:rPr>
+            </w:pPr>
+            <w:r>
+              <w:rPr>
+                <w:rFonts w:ascii="仿宋" w:eastAsia="仿宋" w:hAnsi="仿宋" w:hint="eastAsia"/>
+                <w:sz w:val="24"/>
+                <w:szCs w:val="24"/>
+              </w:rPr>
+              <w:t>2. 执行`javac L11TreeTraversalLab.java &amp;&amp; java L11TreeTraversalLab`；所有遍历序列必须匹配内置期望，G树结果同时核验父子链接。</w:t>
+            </w:r>
           </w:p>
         </w:tc>
         <w:tc>
@@ -5422,7 +5498,7 @@
                 <w:sz w:val="24"/>
                 <w:szCs w:val="24"/>
               </w:rPr>
-              <w:t>1. 保存命令、输出和节点计数。</w:t>
+              <w:t>1. 提交sampleTree()和四个函数、命令行输出及五类输入覆盖表；失败先核对父子链接、null基例、emit位置及层序左右顺序。</w:t>
             </w:r>
             <w:bookmarkEnd w:id="41"/>
           </w:p>
@@ -5458,7 +5534,7 @@
                 <w:sz w:val="24"/>
                 <w:szCs w:val="24"/>
               </w:rPr>
-              <w:t>围绕“构建二叉树并输出三种遍历与层序结果”完成实现构造、四函数并跑空/单/G/左右单支用例。，留下可核对的学习证据。</w:t>
+              <w:t>从父子关系表构造G树，再实现并核验四种遍历。</w:t>
             </w:r>
             <w:bookmarkEnd w:id="42"/>
           </w:p>
@@ -5690,7 +5766,7 @@
                 <w:sz w:val="24"/>
                 <w:szCs w:val="24"/>
               </w:rPr>
-              <w:t>围绕“构建二叉树并输出三种遍历与层序结果”完成改单侧树检查空孩子。，留下可核对的学习证据。</w:t>
+              <w:t>用单侧树检查空孩子返回与访问顺序。</w:t>
             </w:r>
             <w:bookmarkEnd w:id="47"/>
           </w:p>
@@ -5817,7 +5893,7 @@
                 <w:sz w:val="24"/>
                 <w:szCs w:val="24"/>
               </w:rPr>
-              <w:t>1. 整理代码、五类输入与测试报告。</w:t>
+              <w:t>1. 整理建树代码、父子关系表、五类输入和输出断言报告。</w:t>
             </w:r>
             <w:bookmarkEnd w:id="49"/>
           </w:p>
@@ -5889,7 +5965,7 @@
                 <w:sz w:val="24"/>
                 <w:szCs w:val="24"/>
               </w:rPr>
-              <w:t>1. 提交源代码和报告。</w:t>
+              <w:t>1. 提交G树构造、四种遍历源码和可复现测试报告。</w:t>
             </w:r>
             <w:bookmarkEnd w:id="51"/>
           </w:p>
@@ -5924,7 +6000,7 @@
                 <w:sz w:val="24"/>
                 <w:szCs w:val="24"/>
               </w:rPr>
-              <w:t>围绕“构建二叉树并输出三种遍历与层序结果”完成整理代码、五类输入与测试报告。，留下可核对的学习证据。</w:t>
+              <w:t>整理源码、输入类别、输出断言和节点计数。</w:t>
             </w:r>
             <w:bookmarkEnd w:id="52"/>
           </w:p>
@@ -6145,7 +6221,7 @@
                 <w:sz w:val="24"/>
                 <w:szCs w:val="24"/>
               </w:rPr>
-              <w:t>围绕“构建二叉树并输出三种遍历与层序结果”完成同伴运行一条单侧用例。，留下可核对的学习证据。</w:t>
+              <w:t>由同伴重跑单侧用例并记录首个偏差。</w:t>
             </w:r>
             <w:bookmarkEnd w:id="57"/>
           </w:p>
@@ -6371,7 +6447,7 @@
                 <w:sz w:val="24"/>
                 <w:szCs w:val="24"/>
               </w:rPr>
-              <w:t>围绕“构建二叉树并输出三种遍历与层序结果”完成对照 L07 理论结果复盘。，留下可核对的学习证据。</w:t>
+              <w:t>对照L07理论结果复核程序输出。</w:t>
             </w:r>
             <w:bookmarkEnd w:id="62"/>
           </w:p>
@@ -6621,7 +6697,7 @@
                 <w:sz w:val="24"/>
                 <w:szCs w:val="24"/>
               </w:rPr>
-              <w:t>围绕“构建二叉树并输出三种遍历与层序结果”完成删去G的M子树重跑并记录。，留下可核对的学习证据。</w:t>
+              <w:t>删除G右子树副本后重跑回归断言。</w:t>
             </w:r>
             <w:bookmarkEnd w:id="67"/>
           </w:p>
